--- a/data/exports/limits-continuity-and-differentiability_revision_notes.docx
+++ b/data/exports/limits-continuity-and-differentiability_revision_notes.docx
@@ -189,7 +189,7 @@
                 <w:color w:val="2D3748"/>
                 <w:sz w:val="19"/>
               </w:rPr>
-              <w:t>Limits Continuity And Differentiability - Core Application</w:t>
+              <w:t>Continuity &amp; Differentiability at a Point</w:t>
             </w:r>
           </w:p>
         </w:tc>
@@ -209,7 +209,7 @@
               <w:rPr>
                 <w:sz w:val="19"/>
               </w:rPr>
-              <w:t>271 PYQs</w:t>
+              <w:t>194 PYQs</w:t>
             </w:r>
           </w:p>
         </w:tc>
@@ -230,7 +230,94 @@
                 <w:color w:val="718096"/>
                 <w:sz w:val="19"/>
               </w:rPr>
-              <w:t>General Concept</w:t>
+              <w:t>Continuity &amp; Differentiability</w:t>
+            </w:r>
+          </w:p>
+        </w:tc>
+      </w:tr>
+      <w:tr>
+        <w:tc>
+          <w:tcPr>
+            <w:tcW w:type="dxa" w:w="2160"/>
+            <w:shd w:fill="FFFFFF"/>
+            <w:tcMar>
+              <w:top w:w="80" w:type="dxa"/>
+              <w:bottom w:w="80" w:type="dxa"/>
+              <w:left w:w="150" w:type="dxa"/>
+              <w:right w:w="150" w:type="dxa"/>
+            </w:tcMar>
+          </w:tcPr>
+          <w:p>
+            <w:r>
+              <w:rPr>
+                <w:b/>
+                <w:color w:val="C53030"/>
+                <w:sz w:val="19"/>
+              </w:rPr>
+              <w:t>Very High</w:t>
+            </w:r>
+          </w:p>
+        </w:tc>
+        <w:tc>
+          <w:tcPr>
+            <w:tcW w:type="dxa" w:w="4320"/>
+            <w:shd w:fill="FFFFFF"/>
+            <w:tcMar>
+              <w:top w:w="80" w:type="dxa"/>
+              <w:bottom w:w="80" w:type="dxa"/>
+              <w:left w:w="150" w:type="dxa"/>
+              <w:right w:w="150" w:type="dxa"/>
+            </w:tcMar>
+          </w:tcPr>
+          <w:p>
+            <w:r>
+              <w:rPr>
+                <w:b/>
+                <w:color w:val="2D3748"/>
+                <w:sz w:val="19"/>
+              </w:rPr>
+              <w:t>Evaluation of Limits &amp; L'Hopital's Rule</w:t>
+            </w:r>
+          </w:p>
+        </w:tc>
+        <w:tc>
+          <w:tcPr>
+            <w:tcW w:type="dxa" w:w="1728"/>
+            <w:shd w:fill="FFFFFF"/>
+            <w:tcMar>
+              <w:top w:w="80" w:type="dxa"/>
+              <w:bottom w:w="80" w:type="dxa"/>
+              <w:left w:w="150" w:type="dxa"/>
+              <w:right w:w="150" w:type="dxa"/>
+            </w:tcMar>
+          </w:tcPr>
+          <w:p>
+            <w:r>
+              <w:rPr>
+                <w:sz w:val="19"/>
+              </w:rPr>
+              <w:t>89 PYQs</w:t>
+            </w:r>
+          </w:p>
+        </w:tc>
+        <w:tc>
+          <w:tcPr>
+            <w:tcW w:type="dxa" w:w="1872"/>
+            <w:shd w:fill="FFFFFF"/>
+            <w:tcMar>
+              <w:top w:w="80" w:type="dxa"/>
+              <w:bottom w:w="80" w:type="dxa"/>
+              <w:left w:w="150" w:type="dxa"/>
+              <w:right w:w="150" w:type="dxa"/>
+            </w:tcMar>
+          </w:tcPr>
+          <w:p>
+            <w:r>
+              <w:rPr>
+                <w:color w:val="718096"/>
+                <w:sz w:val="19"/>
+              </w:rPr>
+              <w:t>Limits</w:t>
             </w:r>
           </w:p>
         </w:tc>
@@ -311,6 +398,98 @@
           </w:p>
         </w:tc>
       </w:tr>
+      <w:tr>
+        <w:tc>
+          <w:tcPr>
+            <w:tcW w:type="dxa" w:w="3600"/>
+            <w:shd w:fill="F7FAFC"/>
+            <w:tcMar>
+              <w:top w:w="100" w:type="dxa"/>
+              <w:bottom w:w="100" w:type="dxa"/>
+              <w:left w:w="150" w:type="dxa"/>
+              <w:right w:w="150" w:type="dxa"/>
+            </w:tcMar>
+          </w:tcPr>
+          <w:p>
+            <w:r>
+              <w:rPr>
+                <w:b/>
+                <w:color w:val="1A365D"/>
+                <w:sz w:val="19"/>
+              </w:rPr>
+              <w:t>Continuity &amp; Differentiability at a Point</w:t>
+            </w:r>
+          </w:p>
+        </w:tc>
+        <w:tc>
+          <w:tcPr>
+            <w:tcW w:type="dxa" w:w="6480"/>
+            <w:shd w:fill="F7FAFC"/>
+            <w:tcMar>
+              <w:top w:w="100" w:type="dxa"/>
+              <w:bottom w:w="100" w:type="dxa"/>
+              <w:left w:w="150" w:type="dxa"/>
+              <w:right w:w="150" w:type="dxa"/>
+            </w:tcMar>
+          </w:tcPr>
+          <w:p>
+            <w:r>
+              <w:rPr>
+                <w:rFonts w:ascii="Cambria Math" w:hAnsi="Cambria Math"/>
+                <w:color w:val="2D3748"/>
+                <w:sz w:val="19"/>
+              </w:rPr>
+              <w:t>\text{Continuous at } a \iff \lim_{x \to a^-} f(x) = \lim_{x \to a^+} f(x) = f(a), \quad \text{Differentiability } \implies \text{Continuity}</w:t>
+            </w:r>
+          </w:p>
+        </w:tc>
+      </w:tr>
+      <w:tr>
+        <w:tc>
+          <w:tcPr>
+            <w:tcW w:type="dxa" w:w="3600"/>
+            <w:shd w:fill="FFFFFF"/>
+            <w:tcMar>
+              <w:top w:w="100" w:type="dxa"/>
+              <w:bottom w:w="100" w:type="dxa"/>
+              <w:left w:w="150" w:type="dxa"/>
+              <w:right w:w="150" w:type="dxa"/>
+            </w:tcMar>
+          </w:tcPr>
+          <w:p>
+            <w:r>
+              <w:rPr>
+                <w:b/>
+                <w:color w:val="1A365D"/>
+                <w:sz w:val="19"/>
+              </w:rPr>
+              <w:t>Evaluation of Limits &amp; L'Hopital's Rule</w:t>
+            </w:r>
+          </w:p>
+        </w:tc>
+        <w:tc>
+          <w:tcPr>
+            <w:tcW w:type="dxa" w:w="6480"/>
+            <w:shd w:fill="FFFFFF"/>
+            <w:tcMar>
+              <w:top w:w="100" w:type="dxa"/>
+              <w:bottom w:w="100" w:type="dxa"/>
+              <w:left w:w="150" w:type="dxa"/>
+              <w:right w:w="150" w:type="dxa"/>
+            </w:tcMar>
+          </w:tcPr>
+          <w:p>
+            <w:r>
+              <w:rPr>
+                <w:rFonts w:ascii="Cambria Math" w:hAnsi="Cambria Math"/>
+                <w:color w:val="2D3748"/>
+                <w:sz w:val="19"/>
+              </w:rPr>
+              <w:t>\lim_{x \to 0}\frac{\sin x}{x} = 1, \quad \lim_{x \to 0}\frac{\ln(1+x)}{x} = 1, \quad \lim_{x \to a} f(x)^{g(x)} = e^{\lim_{x \to a} (f(x) - 1)g(x)} \text{ (for } 1^\infty)</w:t>
+            </w:r>
+          </w:p>
+        </w:tc>
+      </w:tr>
     </w:tbl>
     <w:p>
       <w:pPr>
@@ -338,7 +517,7 @@
           <w:color w:val="2B6CB0"/>
           <w:sz w:val="24"/>
         </w:rPr>
-        <w:t>3.1 Limits Continuity And Differentiability - Core Application (Very High Yield — 271 PYQs)</w:t>
+        <w:t>3.1 Continuity &amp; Differentiability at a Point (Very High Yield — 194 PYQs)</w:t>
       </w:r>
     </w:p>
     <w:p>
@@ -353,7 +532,7 @@
         <w:rPr>
           <w:sz w:val="20"/>
         </w:rPr>
-        <w:t>Key problem pattern in Limits Continuity And Differentiability.</w:t>
+        <w:t>Epsilon-delta and limit criteria for continuity, left/right hand derivatives, and graphical identification of non-differentiable sharp points.</w:t>
       </w:r>
     </w:p>
     <w:tbl>
@@ -391,7 +570,7 @@
                 <w:color w:val="2D3748"/>
                 <w:sz w:val="19"/>
               </w:rPr>
-              <w:t>Watch for algebraic and sign errors.</w:t>
+              <w:t>Differentiability implies continuity, but continuity DOES NOT imply differentiability (e.g. f(x) = |x| is continuous at x=0 but not differentiable).</w:t>
             </w:r>
           </w:p>
         </w:tc>
@@ -432,7 +611,7 @@
                 <w:color w:val="2D3748"/>
                 <w:sz w:val="19"/>
               </w:rPr>
-              <w:t>Verify dimensions and boundary conditions.</w:t>
+              <w:t>The greatest integer function [x] is discontinuous at all integer points x ∈ \mathbbZ.</w:t>
             </w:r>
           </w:p>
         </w:tc>
@@ -539,6 +718,214 @@
     </w:p>
     <w:p>
       <w:pPr>
+        <w:pStyle w:val="Heading2"/>
+      </w:pPr>
+      <w:r>
+        <w:rPr>
+          <w:color w:val="2B6CB0"/>
+          <w:sz w:val="24"/>
+        </w:rPr>
+        <w:t>3.2 Evaluation of Limits &amp; L'Hopital's Rule (Very High Yield — 89 PYQs)</w:t>
+      </w:r>
+    </w:p>
+    <w:p>
+      <w:r>
+        <w:rPr>
+          <w:b/>
+          <w:sz w:val="20"/>
+        </w:rPr>
+        <w:t xml:space="preserve">Core Principle: </w:t>
+      </w:r>
+      <w:r>
+        <w:rPr>
+          <w:sz w:val="20"/>
+        </w:rPr>
+        <w:t>Resolution of indeterminate forms (0/0, ∞/∞, 1^∞), standard trigonometric and exponential limits, and Series expansion.</w:t>
+      </w:r>
+    </w:p>
+    <w:tbl>
+      <w:tblPr>
+        <w:tblW w:type="auto" w:w="0"/>
+        <w:jc w:val="center"/>
+        <w:tblLook w:firstColumn="1" w:firstRow="1" w:lastColumn="0" w:lastRow="0" w:noHBand="0" w:noVBand="1" w:val="04A0"/>
+      </w:tblPr>
+      <w:tblGrid>
+        <w:gridCol w:w="10080"/>
+      </w:tblGrid>
+      <w:tr>
+        <w:tc>
+          <w:tcPr>
+            <w:tcW w:type="dxa" w:w="10080"/>
+            <w:shd w:fill="FFF5F5"/>
+            <w:tcMar>
+              <w:top w:w="100" w:type="dxa"/>
+              <w:bottom w:w="100" w:type="dxa"/>
+              <w:left w:w="150" w:type="dxa"/>
+              <w:right w:w="150" w:type="dxa"/>
+            </w:tcMar>
+          </w:tcPr>
+          <w:p>
+            <w:r>
+              <w:rPr>
+                <w:b/>
+                <w:color w:val="C53030"/>
+                <w:sz w:val="19"/>
+              </w:rPr>
+              <w:t xml:space="preserve">⚠️ Common Trap / JEE Pitfall: </w:t>
+            </w:r>
+            <w:r>
+              <w:rPr>
+                <w:color w:val="2D3748"/>
+                <w:sz w:val="19"/>
+              </w:rPr>
+              <w:t>Before applying L'Hopital's rule, ALWAYS check that the limit is in an indeterminate form (0/0 or ∞/∞). Differentiating a determinate form produces an incorrect answer.</w:t>
+            </w:r>
+          </w:p>
+        </w:tc>
+      </w:tr>
+    </w:tbl>
+    <w:tbl>
+      <w:tblPr>
+        <w:tblW w:type="auto" w:w="0"/>
+        <w:jc w:val="center"/>
+        <w:tblLook w:firstColumn="1" w:firstRow="1" w:lastColumn="0" w:lastRow="0" w:noHBand="0" w:noVBand="1" w:val="04A0"/>
+      </w:tblPr>
+      <w:tblGrid>
+        <w:gridCol w:w="10080"/>
+      </w:tblGrid>
+      <w:tr>
+        <w:tc>
+          <w:tcPr>
+            <w:tcW w:type="dxa" w:w="10080"/>
+            <w:shd w:fill="F0FFF4"/>
+            <w:tcMar>
+              <w:top w:w="100" w:type="dxa"/>
+              <w:bottom w:w="100" w:type="dxa"/>
+              <w:left w:w="150" w:type="dxa"/>
+              <w:right w:w="150" w:type="dxa"/>
+            </w:tcMar>
+          </w:tcPr>
+          <w:p>
+            <w:r>
+              <w:rPr>
+                <w:b/>
+                <w:color w:val="276749"/>
+                <w:sz w:val="19"/>
+              </w:rPr>
+              <w:t xml:space="preserve">💡 Speed Hack / Trick: </w:t>
+            </w:r>
+            <w:r>
+              <w:rPr>
+                <w:color w:val="2D3748"/>
+                <w:sz w:val="19"/>
+              </w:rPr>
+              <w:t>Maclaurin expansions are often faster than repeated L'Hopital: sin x = x - (x^3 / 6), cos x = 1 - (x^2 / 2), e^x = 1 + x + (x^2 / 2).</w:t>
+            </w:r>
+          </w:p>
+        </w:tc>
+      </w:tr>
+    </w:tbl>
+    <w:p>
+      <w:pPr>
+        <w:spacing w:before="120" w:after="40"/>
+      </w:pPr>
+      <w:r>
+        <w:rPr>
+          <w:b/>
+          <w:color w:val="1A365D"/>
+          <w:sz w:val="19"/>
+        </w:rPr>
+        <w:t>Source PYQs testing this concept:</w:t>
+      </w:r>
+    </w:p>
+    <w:p>
+      <w:pPr>
+        <w:pStyle w:val="ListBullet"/>
+        <w:spacing w:after="40"/>
+      </w:pPr>
+      <w:r>
+        <w:rPr>
+          <w:b/>
+          <w:sz w:val="18"/>
+        </w:rPr>
+        <w:t xml:space="preserve">[2026 Evening Shift] Q#1 (Numerical): </w:t>
+      </w:r>
+      <w:r>
+        <w:rPr>
+          <w:sz w:val="18"/>
+        </w:rPr>
+        <w:t xml:space="preserve">"Let f(x)= x^3+8; x&lt;0, x^2-4; x ≥ 0, and $g(x)={\begin{aligned} (x-8)^{1/3}; &amp; x&lt;0, \\ (x+4)^{1/..."  </w:t>
+      </w:r>
+      <w:r>
+        <w:rPr>
+          <w:b/>
+          <w:color w:val="2B6CB0"/>
+          <w:sz w:val="18"/>
+        </w:rPr>
+        <w:t>[Ans: 3]</w:t>
+      </w:r>
+    </w:p>
+    <w:p>
+      <w:pPr>
+        <w:pStyle w:val="ListBullet"/>
+        <w:spacing w:after="40"/>
+      </w:pPr>
+      <w:r>
+        <w:rPr>
+          <w:b/>
+          <w:sz w:val="18"/>
+        </w:rPr>
+        <w:t xml:space="preserve">[2026 Morning Shift] Q#2 (MCQ): </w:t>
+      </w:r>
+      <w:r>
+        <w:rPr>
+          <w:sz w:val="18"/>
+        </w:rPr>
+        <w:t xml:space="preserve">"The value of\undersetx → 0lim(\fracx^2sin^2xx^2-sin^2x)is :..."  </w:t>
+      </w:r>
+      <w:r>
+        <w:rPr>
+          <w:b/>
+          <w:color w:val="2B6CB0"/>
+          <w:sz w:val="18"/>
+        </w:rPr>
+        <w:t>[Ans: N/A]</w:t>
+      </w:r>
+    </w:p>
+    <w:p>
+      <w:pPr>
+        <w:pStyle w:val="ListBullet"/>
+        <w:spacing w:after="40"/>
+      </w:pPr>
+      <w:r>
+        <w:rPr>
+          <w:b/>
+          <w:sz w:val="18"/>
+        </w:rPr>
+        <w:t xml:space="preserve">[2026 Morning Shift] Q#2 (MCQ): </w:t>
+      </w:r>
+      <w:r>
+        <w:rPr>
+          <w:sz w:val="18"/>
+        </w:rPr>
+        <w:t xml:space="preserve">"If \undersetx → 2lim\fracsin(x^3-5x^2+ax+b)(√(x-1)-1)log_(e)(x-1)=m , then a+b+m is equal to :..."  </w:t>
+      </w:r>
+      <w:r>
+        <w:rPr>
+          <w:b/>
+          <w:color w:val="2B6CB0"/>
+          <w:sz w:val="18"/>
+        </w:rPr>
+        <w:t>[Ans: N/A]</w:t>
+      </w:r>
+    </w:p>
+    <w:p>
+      <w:pPr>
+        <w:spacing w:after="120"/>
+      </w:pPr>
+    </w:p>
+    <w:p>
+      <w:pPr>
         <w:pStyle w:val="Heading1"/>
       </w:pPr>
       <w:r>
@@ -612,6 +999,79 @@
               <w:t>Solution Analysis:</w:t>
               <w:br/>
               <w:t>We need to find the points where the composite function g \circ f is discontinuous. That means we first find (g \circ f)(x)=g(f(x)). So we must see, for each value of x, which branch of g will be used. 1. Given functions f(x)= x^3+8, x&lt;0, x^2-4, x≥ 0 and g(x)= (x-8)^1/3, x&lt;0, (x+4)^1/2, x≥ 0. Now, (g\circ f)(x)=g(f(x)). The definition of g depends on whether its input is negative or non-negative. So we must check the sign of f(x). 2. Find where f(x)&lt;0 and where f(x)≥ 0 Case 1: x&lt;0 Then f(x)=x^3+8. We check when this is negative: x^3+8&lt;0 \implies x^3&lt;-8 \implies x&lt;-2. So for x&lt;0: if x&lt;-2, then f(x)&lt;0, if -2≤ x&lt;0, then f(x)≥ 0. Case 2: x≥ 0 Then f(x)=x^2-4. We check when this is negative: $x^2-4&lt;0 \implies x^2&lt;4 \implies -2 But herex\ge 0, so this becomes 0≤ x&lt;2. Thus forx\ge 0: if0\le x&lt;2, thenf(x)&lt;0, ifx\ge 2, thenf(x)\ge 0. 3. Write(g\circ f)(x)piecewise Now use the correct branch ofg. (i) Whenx&lt;-2Heref(x)&lt;0, so use g(y)=(y-8)^1/3. Thus (g\circ f)(x)=\big((x^3+8)-8\big)^1/3=(x^3)^1/3=x. So forx&lt;-2, (g\circ f)(x)=x. (ii) When-2\le x&lt;0Heref(x)\ge 0, so use g(y)=√(y+4). Thus (g\circ f)(x)=√((x^3+8)+4)=√(x^3+12). So for-2\le x&lt;0, (g\circ f)(x)=√(x^3+12). (iii) When0\le x&lt;2Heref(x)&lt;0, so use g(y)=(y-8)^1/3. Thus (g\circ f)(x)=\big((x^2-4)-8\big)^1/3=(x^2-12)^1/3. So for0\le x&lt;2, (g\circ f)(x)=(x^2-12)^1/3. (iv) Whenx\ge 2Heref(x)\ge 0, so use g(y)=√(y+4). Thus (g\circ f)(x)=√((x^2-4)+4)=√(x^2)=x sincex\ge 2. So forx\ge 2, (g\circ f)(x)=x. 4. Check continuity at possible boundary points Each expression is continuous in its own interval. So we only check the joining points: x=-2, x=0, x=2. Atx=-2Left-hand limit: forx&lt;-2,(g\circ f)(x)=x, so \lim_(x\to -2^-)(g\circ f)(x)=-2. Right-hand limit: for-2\le x&lt;0,(g\circ f)(x)=\sqrt{x^3+12}, so \lim_(x\to -2^+)(g\circ f)(x)=√((-2)^3+12)=√(4)=2. Since -2≠ 2, the function is discontinuous atx=-2. Atx=0Left-hand limit: \lim_(x\to 0^-)(g\circ f)(x)=√(0^3+12)=√(12). Right-hand limit: \lim_(x\to 0^+)(g\circ f)(x)=(0^2-12)^1/3=(-12)^1/3. These are not equal, so discontinuous atx=0. Atx=2Left-hand limit: \lim_(x\to 2^-)(g\circ f)(x)=(2^2-12)^1/3=(-8)^1/3=-2. Right-hand limit: \lim_(x\to 2^+)(g\circ f)(x)=2. These are not equal, so discontinuous atx=2. 5. Conclusion The functiong\circ f$ is discontinuous at x=-2, x=0, x=2. Hence, the number of points of discontinuity is \boxed3.</w:t>
+            </w:r>
+          </w:p>
+        </w:tc>
+      </w:tr>
+    </w:tbl>
+    <w:p>
+      <w:pPr>
+        <w:spacing w:after="120"/>
+      </w:pPr>
+    </w:p>
+    <w:p>
+      <w:pPr>
+        <w:spacing w:before="160" w:after="40"/>
+      </w:pPr>
+      <w:r>
+        <w:rPr>
+          <w:b/>
+          <w:color w:val="1A365D"/>
+          <w:sz w:val="22"/>
+        </w:rPr>
+        <w:t>Benchmark Problem 2: JEE Main 2026 (Online) 4th April Evening Shift (Q#2)</w:t>
+      </w:r>
+    </w:p>
+    <w:p>
+      <w:pPr>
+        <w:spacing w:after="80"/>
+      </w:pPr>
+      <w:r>
+        <w:rPr>
+          <w:sz w:val="20"/>
+        </w:rPr>
+        <w:t>Let f(x)= e^x-1 ,x&lt;0 x^2-5x+6 ,x ≥ 0 and g(x)=f(|x|)+|f(x)| . If the number of points where g is not continuous and is not differentiable are α and β respectively, then α+β is equal to ____</w:t>
+      </w:r>
+    </w:p>
+    <w:tbl>
+      <w:tblPr>
+        <w:tblW w:type="auto" w:w="0"/>
+        <w:jc w:val="center"/>
+        <w:tblLook w:firstColumn="1" w:firstRow="1" w:lastColumn="0" w:lastRow="0" w:noHBand="0" w:noVBand="1" w:val="04A0"/>
+      </w:tblPr>
+      <w:tblGrid>
+        <w:gridCol w:w="10080"/>
+      </w:tblGrid>
+      <w:tr>
+        <w:tc>
+          <w:tcPr>
+            <w:tcW w:type="dxa" w:w="10080"/>
+            <w:shd w:fill="F7FAFC"/>
+            <w:tcMar>
+              <w:top w:w="100" w:type="dxa"/>
+              <w:bottom w:w="100" w:type="dxa"/>
+              <w:left w:w="150" w:type="dxa"/>
+              <w:right w:w="150" w:type="dxa"/>
+            </w:tcMar>
+          </w:tcPr>
+          <w:p>
+            <w:r>
+              <w:rPr>
+                <w:b/>
+                <w:color w:val="1A365D"/>
+                <w:sz w:val="19"/>
+              </w:rPr>
+              <w:t>Correct Answer: 4</w:t>
+              <w:br/>
+            </w:r>
+            <w:r>
+              <w:rPr>
+                <w:color w:val="2D3748"/>
+                <w:sz w:val="18"/>
+              </w:rPr>
+              <w:t>Solution Analysis:</w:t>
+              <w:br/>
+              <w:t>First look at |f(x)| . For x&lt;0 , we have f(x)=e^x-1 , which is always positive, so |f(x)|=e^x-1 . This part is continuous and differentiable for all x&lt;0 . For xge0 , f(x)=x^2-5x+6=(x-2)(x-3) . This becomes 0 at x=2 and x=3 , and it changes sign between 2 and 3 . So when we take absolute value, |f(x)| gets a “sharp corner” at x=2 and x=3 , hence it is not differentiable at x=2,3 . At x=0 , check continuity of |f(x)| : left value tends to |e^-1|=e^-1 , but right value is |f(0)|=|6|=6 . Since these are not equal, |f(x)| is discontinuous at x=0 (and therefore also not differentiable at x=0 ). Now consider g(x)=f(|x|)+|f(x)| . Here f(|x|) always uses the xge0 definition because |x|ge0 . So f(|x|) is continuous for all x , but it is not differentiable at x=0 because of |x| . So, discontinuity in g can only come from |f(x)| , which happens at x=0 only. Also, g will be non-differentiable where either term is non-differentiable, i.e., at x=0,2,3 . |f(x)|is discontinuous atx=0 |f(x)|is non-diff. atx=0,2,3 g(x)=f(|x|)+|f(x)| g(x)will be discontinuous atx=0 g(x)will be non diff atx=0,2,3 α=1,β=3 α+β=1+3=4</w:t>
             </w:r>
           </w:p>
         </w:tc>

--- a/data/exports/limits-continuity-and-differentiability_revision_notes.docx
+++ b/data/exports/limits-continuity-and-differentiability_revision_notes.docx
@@ -209,7 +209,7 @@
               <w:rPr>
                 <w:sz w:val="19"/>
               </w:rPr>
-              <w:t>194 PYQs</w:t>
+              <w:t>158 PYQs</w:t>
             </w:r>
           </w:p>
         </w:tc>
@@ -296,7 +296,7 @@
               <w:rPr>
                 <w:sz w:val="19"/>
               </w:rPr>
-              <w:t>89 PYQs</w:t>
+              <w:t>116 PYQs</w:t>
             </w:r>
           </w:p>
         </w:tc>
@@ -517,7 +517,7 @@
           <w:color w:val="2B6CB0"/>
           <w:sz w:val="24"/>
         </w:rPr>
-        <w:t>3.1 Continuity &amp; Differentiability at a Point (Very High Yield — 194 PYQs)</w:t>
+        <w:t>3.1 Continuity &amp; Differentiability at a Point (Very High Yield — 158 PYQs)</w:t>
       </w:r>
     </w:p>
     <w:p>
@@ -667,13 +667,13 @@
           <w:b/>
           <w:sz w:val="18"/>
         </w:rPr>
-        <w:t xml:space="preserve">[2026 Morning Shift] Q#1 (MCQ): </w:t>
+        <w:t xml:space="preserve">[2026 Evening Shift] Q#1 (MCQ): </w:t>
       </w:r>
       <w:r>
         <w:rPr>
           <w:sz w:val="18"/>
         </w:rPr>
-        <w:t xml:space="preserve">"The product of all possible values of α , for which $\underset{x \rightarrow 0}{lim}(\frac{1-cos(\alpha x)cos((\alpha+1)x)cos((\alpha..."  </w:t>
+        <w:t xml:space="preserve">"Let y=y(x) be a differentiable function in the interval (0,∞) such that y(1)=2 , and $\underset{t \rightarrow x}{lim}(\frac{t^{2}..."  </w:t>
       </w:r>
       <w:r>
         <w:rPr>
@@ -700,7 +700,7 @@
         <w:rPr>
           <w:sz w:val="18"/>
         </w:rPr>
-        <w:t xml:space="preserve">"Let y=y(x) be a differentiable function in the interval (0,∞) such that y(1)=2 , and $\underset{t \rightarrow x}{lim}(\frac{t^{2}..."  </w:t>
+        <w:t xml:space="preserve">"If f(x)= \fraca|x|+x^2-2(sin|x|)(cos|x|)x ,x ≠ 0 b ,x=0 is continuous at x=0 , then a+b i..."  </w:t>
       </w:r>
       <w:r>
         <w:rPr>
@@ -725,7 +725,7 @@
           <w:color w:val="2B6CB0"/>
           <w:sz w:val="24"/>
         </w:rPr>
-        <w:t>3.2 Evaluation of Limits &amp; L'Hopital's Rule (Very High Yield — 89 PYQs)</w:t>
+        <w:t>3.2 Evaluation of Limits &amp; L'Hopital's Rule (Very High Yield — 116 PYQs)</w:t>
       </w:r>
     </w:p>
     <w:p>
@@ -848,13 +848,13 @@
           <w:b/>
           <w:sz w:val="18"/>
         </w:rPr>
-        <w:t xml:space="preserve">[2026 Evening Shift] Q#1 (Numerical): </w:t>
+        <w:t xml:space="preserve">[2026 Morning Shift] Q#1 (MCQ): </w:t>
       </w:r>
       <w:r>
         <w:rPr>
           <w:sz w:val="18"/>
         </w:rPr>
-        <w:t xml:space="preserve">"Let f(x)= x^3+8; x&lt;0, x^2-4; x ≥ 0, and $g(x)={\begin{aligned} (x-8)^{1/3}; &amp; x&lt;0, \\ (x+4)^{1/..."  </w:t>
+        <w:t xml:space="preserve">"The product of all possible values of α , for which $\underset{x \rightarrow 0}{lim}(\frac{1-cos(\alpha x)cos((\alpha+1)x)cos((\alpha..."  </w:t>
       </w:r>
       <w:r>
         <w:rPr>
@@ -862,7 +862,7 @@
           <w:color w:val="2B6CB0"/>
           <w:sz w:val="18"/>
         </w:rPr>
-        <w:t>[Ans: 3]</w:t>
+        <w:t>[Ans: N/A]</w:t>
       </w:r>
     </w:p>
     <w:p>
@@ -1019,7 +1019,7 @@
           <w:color w:val="1A365D"/>
           <w:sz w:val="22"/>
         </w:rPr>
-        <w:t>Benchmark Problem 2: JEE Main 2026 (Online) 4th April Evening Shift (Q#2)</w:t>
+        <w:t>Benchmark Problem 2: JEE Main 2025 (Online) 3rd April Evening Shift (Q#1)</w:t>
       </w:r>
     </w:p>
     <w:p>
@@ -1030,7 +1030,7 @@
         <w:rPr>
           <w:sz w:val="20"/>
         </w:rPr>
-        <w:t>Let f(x)= e^x-1 ,x&lt;0 x^2-5x+6 ,x ≥ 0 and g(x)=f(|x|)+|f(x)| . If the number of points where g is not continuous and is not differentiable are α and β respectively, then α+β is equal to ____</w:t>
+        <w:t>If \mathop \lim \limits_(x \to 0) ≤ ft((tan x / x)\right)^(1 / x^2)=p \text , then 96 log _(e) p \text is equal to____________</w:t>
       </w:r>
     </w:p>
     <w:tbl>
@@ -1061,7 +1061,7 @@
                 <w:color w:val="1A365D"/>
                 <w:sz w:val="19"/>
               </w:rPr>
-              <w:t>Correct Answer: 4</w:t>
+              <w:t>Correct Answer: 32</w:t>
               <w:br/>
             </w:r>
             <w:r>
@@ -1071,7 +1071,7 @@
               </w:rPr>
               <w:t>Solution Analysis:</w:t>
               <w:br/>
-              <w:t>First look at |f(x)| . For x&lt;0 , we have f(x)=e^x-1 , which is always positive, so |f(x)|=e^x-1 . This part is continuous and differentiable for all x&lt;0 . For xge0 , f(x)=x^2-5x+6=(x-2)(x-3) . This becomes 0 at x=2 and x=3 , and it changes sign between 2 and 3 . So when we take absolute value, |f(x)| gets a “sharp corner” at x=2 and x=3 , hence it is not differentiable at x=2,3 . At x=0 , check continuity of |f(x)| : left value tends to |e^-1|=e^-1 , but right value is |f(0)|=|6|=6 . Since these are not equal, |f(x)| is discontinuous at x=0 (and therefore also not differentiable at x=0 ). Now consider g(x)=f(|x|)+|f(x)| . Here f(|x|) always uses the xge0 definition because |x|ge0 . So f(|x|) is continuous for all x , but it is not differentiable at x=0 because of |x| . So, discontinuity in g can only come from |f(x)| , which happens at x=0 only. Also, g will be non-differentiable where either term is non-differentiable, i.e., at x=0,2,3 . |f(x)|is discontinuous atx=0 |f(x)|is non-diff. atx=0,2,3 g(x)=f(|x|)+|f(x)| g(x)will be discontinuous atx=0 g(x)will be non diff atx=0,2,3 α=1,β=3 α+β=1+3=4</w:t>
+              <w:t>To solve the given limit problem, we start by analyzing the expression: \undersetx → 0lim((tanx / x))^\frac1x^2=p This limit exhibits the indeterminate form 1^∞ . To handle this form, we use the transformation: p=e^\undersetx → 0lim((tanx / x)-1)\frac1x^2 Expanding tanx using its Taylor series near x=0 , we have: tanx=x+\fracx^33+(2 / 15)x^5+... Substituting this expansion into the limit, we get: \fractanx-xx^3=\frac(x+\fracx^33+(2 / 15)x^5+...-x)x^3=\frac\fracx^33+(2 / 15)x^5+...x^3 This simplifies to: \fracx^33x^3=(1 / 3) Thus, the limit becomes: p=e^(1 / 3) Therefore, the expression for log_(e)p is: log_(e)p=(1 / 3) Finally, computing 96log_(e)p : 96log_(e)p=96 · (1 / 3)=32</w:t>
             </w:r>
           </w:p>
         </w:tc>
